--- a/IDEAS SUELTAS.docx
+++ b/IDEAS SUELTAS.docx
@@ -316,6 +316,149 @@
         </w:rPr>
         <w:t> </w:t>
       </w:r>
+    </w:p>
+    <w:p>
+      <w:pPr>
+        <w:rPr>
+          <w:rStyle w:val="eop"/>
+          <w:rFonts w:ascii="Calibri Light" w:hAnsi="Calibri Light" w:cs="Calibri Light"/>
+          <w:color w:val="000000"/>
+          <w:sz w:val="20"/>
+          <w:szCs w:val="20"/>
+          <w:shd w:val="clear" w:color="auto" w:fill="FFFFFF"/>
+          <w:lang w:val="en-US"/>
+        </w:rPr>
+      </w:pPr>
+    </w:p>
+    <w:p>
+      <w:pPr>
+        <w:rPr>
+          <w:rStyle w:val="eop"/>
+          <w:rFonts w:ascii="Calibri Light" w:hAnsi="Calibri Light" w:cs="Calibri Light"/>
+          <w:color w:val="000000"/>
+          <w:sz w:val="20"/>
+          <w:szCs w:val="20"/>
+          <w:shd w:val="clear" w:color="auto" w:fill="FFFFFF"/>
+          <w:lang w:val="en-US"/>
+        </w:rPr>
+      </w:pPr>
+      <w:r>
+        <w:rPr>
+          <w:rStyle w:val="normaltextrun"/>
+          <w:rFonts w:ascii="Calibri" w:hAnsi="Calibri" w:cs="Calibri"/>
+          <w:color w:val="000000"/>
+          <w:shd w:val="clear" w:color="auto" w:fill="FFFFFF"/>
+          <w:lang w:val="en-GB"/>
+        </w:rPr>
+        <w:t>Nitrogen (N) and phosphorus (P) are required for the synthesis of photosynthetic enzymes, proteins, nucleic acids</w:t>
+      </w:r>
+      <w:r>
+        <w:rPr>
+          <w:rStyle w:val="normaltextrun"/>
+          <w:rFonts w:ascii="Calibri" w:hAnsi="Calibri" w:cs="Calibri"/>
+          <w:color w:val="881798"/>
+          <w:u w:val="single"/>
+          <w:shd w:val="clear" w:color="auto" w:fill="FFFFFF"/>
+          <w:lang w:val="en-GB"/>
+        </w:rPr>
+        <w:t>,</w:t>
+      </w:r>
+      <w:r>
+        <w:rPr>
+          <w:rStyle w:val="normaltextrun"/>
+          <w:rFonts w:ascii="Calibri" w:hAnsi="Calibri" w:cs="Calibri"/>
+          <w:color w:val="000000"/>
+          <w:shd w:val="clear" w:color="auto" w:fill="FFFFFF"/>
+          <w:lang w:val="en-GB"/>
+        </w:rPr>
+        <w:t> and other compounds involved in carbon fixation and biomass production</w:t>
+      </w:r>
+      <w:proofErr w:type="gramStart"/>
+      <w:r>
+        <w:rPr>
+          <w:rStyle w:val="normaltextrun"/>
+          <w:rFonts w:ascii="Calibri" w:hAnsi="Calibri" w:cs="Calibri"/>
+          <w:color w:val="000000"/>
+          <w:shd w:val="clear" w:color="auto" w:fill="FFFFFF"/>
+          <w:lang w:val="en-GB"/>
+        </w:rPr>
+        <w:t> </w:t>
+      </w:r>
+      <w:r>
+        <w:rPr>
+          <w:rStyle w:val="contentcontrolboundarysink"/>
+          <w:rFonts w:ascii="Calibri" w:hAnsi="Calibri" w:cs="Calibri"/>
+          <w:color w:val="000000"/>
+          <w:shd w:val="clear" w:color="auto" w:fill="FFFFFF"/>
+          <w:lang w:val="fr-FR"/>
+        </w:rPr>
+        <w:t>​</w:t>
+      </w:r>
+      <w:r>
+        <w:rPr>
+          <w:rStyle w:val="normaltextrun"/>
+          <w:rFonts w:ascii="Calibri" w:hAnsi="Calibri" w:cs="Calibri"/>
+          <w:color w:val="000000"/>
+          <w:shd w:val="clear" w:color="auto" w:fill="FFFFFF"/>
+          <w:lang w:val="en-GB"/>
+        </w:rPr>
+        <w:t>(</w:t>
+      </w:r>
+      <w:proofErr w:type="gramEnd"/>
+      <w:r>
+        <w:rPr>
+          <w:rStyle w:val="normaltextrun"/>
+          <w:rFonts w:ascii="Calibri" w:hAnsi="Calibri" w:cs="Calibri"/>
+          <w:color w:val="000000"/>
+          <w:shd w:val="clear" w:color="auto" w:fill="FFFFFF"/>
+          <w:lang w:val="en-GB"/>
+        </w:rPr>
+        <w:t xml:space="preserve">Ellsworth et al., 2022; Evans &amp; Clarke, 2019; J.R. &amp; J.R., 1989; Peng et al., 2021; </w:t>
+      </w:r>
+      <w:proofErr w:type="spellStart"/>
+      <w:r>
+        <w:rPr>
+          <w:rStyle w:val="normaltextrun"/>
+          <w:rFonts w:ascii="Calibri" w:hAnsi="Calibri" w:cs="Calibri"/>
+          <w:color w:val="000000"/>
+          <w:shd w:val="clear" w:color="auto" w:fill="FFFFFF"/>
+          <w:lang w:val="en-GB"/>
+        </w:rPr>
+        <w:t>Vitousek</w:t>
+      </w:r>
+      <w:proofErr w:type="spellEnd"/>
+      <w:r>
+        <w:rPr>
+          <w:rStyle w:val="normaltextrun"/>
+          <w:rFonts w:ascii="Calibri" w:hAnsi="Calibri" w:cs="Calibri"/>
+          <w:color w:val="000000"/>
+          <w:shd w:val="clear" w:color="auto" w:fill="FFFFFF"/>
+          <w:lang w:val="en-GB"/>
+        </w:rPr>
+        <w:t xml:space="preserve"> et al., 2010)</w:t>
+      </w:r>
+      <w:r>
+        <w:rPr>
+          <w:rStyle w:val="contentcontrolboundarysink"/>
+          <w:rFonts w:ascii="Calibri" w:hAnsi="Calibri" w:cs="Calibri"/>
+          <w:color w:val="000000"/>
+          <w:shd w:val="clear" w:color="auto" w:fill="FFFFFF"/>
+          <w:lang w:val="fr-FR"/>
+        </w:rPr>
+        <w:t>​</w:t>
+      </w:r>
+      <w:r>
+        <w:rPr>
+          <w:rStyle w:val="normaltextrun"/>
+          <w:rFonts w:ascii="Calibri" w:hAnsi="Calibri" w:cs="Calibri"/>
+          <w:color w:val="000000"/>
+          <w:shd w:val="clear" w:color="auto" w:fill="FFFFFF"/>
+          <w:lang w:val="en-GB"/>
+        </w:rPr>
+        <w:t>.</w:t>
+      </w:r>
+      <w:bookmarkStart w:id="0" w:name="_GoBack"/>
+      <w:bookmarkEnd w:id="0"/>
     </w:p>
     <w:p>
       <w:pPr>
@@ -2461,18 +2604,7 @@
                 <w:szCs w:val="24"/>
                 <w:lang w:val="en-US"/>
               </w:rPr>
-              <w:t>0.51–0.</w:t>
-            </w:r>
-            <w:bookmarkStart w:id="0" w:name="_GoBack"/>
-            <w:bookmarkEnd w:id="0"/>
-            <w:r>
-              <w:rPr>
-                <w:rFonts w:ascii="Times New Roman" w:eastAsia="Times New Roman" w:hAnsi="Times New Roman" w:cs="Times New Roman"/>
-                <w:sz w:val="24"/>
-                <w:szCs w:val="24"/>
-                <w:lang w:val="en-US"/>
-              </w:rPr>
-              <w:t>82</w:t>
+              <w:t>0.51–0.82</w:t>
             </w:r>
           </w:p>
         </w:tc>
